--- a/plantillas/memo_plantilla.docx
+++ b/plantillas/memo_plantilla.docx
@@ -1392,7 +1392,7 @@
           <w:sz w:val="20"/>
           <w:szCs w:val="20"/>
         </w:rPr>
-        <w:t>JEFA DEL DEPARTAMENTO DE RECURSOS HUMANOS</w:t>
+        <w:t>ENCARGADA DEL DEPARTAMENTO DE RECURSOS HUMANOS</w:t>
       </w:r>
     </w:p>
     <w:p>
